--- a/ニューロン・エイジ/23cu0116_坂上壱希.docx
+++ b/ニューロン・エイジ/23cu0116_坂上壱希.docx
@@ -1268,7 +1268,7 @@
                 <w:sz w:val="20"/>
                 <w:szCs w:val="20"/>
               </w:rPr>
-              <w:t>女</w:t>
+              <w:t>男</w:t>
             </w:r>
           </w:p>
         </w:tc>
@@ -6046,6 +6046,7 @@
   <w:style w:type="character" w:default="1" w:styleId="a0">
     <w:name w:val="Default Paragraph Font"/>
     <w:uiPriority w:val="1"/>
+    <w:semiHidden/>
     <w:unhideWhenUsed/>
   </w:style>
   <w:style w:type="table" w:default="1" w:styleId="a1">
